--- a/Word/Дубрвоский_04_.docx
+++ b/Word/Дубрвоский_04_.docx
@@ -9,8 +9,8 @@
         <w:rPr>
           <w:rFonts w:hint="default" w:ascii="Times New Roman" w:hAnsi="Times New Roman"/>
           <w:b/>
-          <w:sz w:val="32"/>
-          <w:szCs w:val="32"/>
+          <w:sz w:val="28"/>
+          <w:szCs w:val="28"/>
           <w:lang w:val="ru-RU"/>
         </w:rPr>
       </w:pPr>
@@ -18,8 +18,8 @@
         <w:rPr>
           <w:rFonts w:ascii="Times New Roman" w:hAnsi="Times New Roman"/>
           <w:b/>
-          <w:sz w:val="32"/>
-          <w:szCs w:val="32"/>
+          <w:sz w:val="28"/>
+          <w:szCs w:val="28"/>
         </w:rPr>
         <w:t>4</w:t>
       </w:r>
@@ -27,8 +27,8 @@
         <w:rPr>
           <w:rFonts w:hint="default" w:ascii="Times New Roman" w:hAnsi="Times New Roman"/>
           <w:b/>
-          <w:sz w:val="32"/>
-          <w:szCs w:val="32"/>
+          <w:sz w:val="28"/>
+          <w:szCs w:val="28"/>
           <w:lang w:val="en-US"/>
         </w:rPr>
         <w:t xml:space="preserve"> </w:t>
@@ -37,8 +37,8 @@
         <w:rPr>
           <w:rFonts w:hint="default" w:ascii="Times New Roman" w:hAnsi="Times New Roman"/>
           <w:b/>
-          <w:sz w:val="32"/>
-          <w:szCs w:val="32"/>
+          <w:sz w:val="28"/>
+          <w:szCs w:val="28"/>
         </w:rPr>
         <w:t>М</w:t>
       </w:r>
@@ -46,8 +46,8 @@
         <w:rPr>
           <w:rFonts w:hint="default" w:ascii="Times New Roman" w:hAnsi="Times New Roman"/>
           <w:b/>
-          <w:sz w:val="32"/>
-          <w:szCs w:val="32"/>
+          <w:sz w:val="28"/>
+          <w:szCs w:val="28"/>
           <w:lang w:val="ru-RU"/>
         </w:rPr>
         <w:t>ЕТОДЫ. РЕАЛИЗАЦИЯ ПОЛИМОРФИЗМА</w:t>
@@ -58,14 +58,14 @@
         <w:spacing w:line="240" w:lineRule="auto"/>
         <w:ind w:firstLine="709"/>
         <w:rPr>
-          <w:rFonts w:ascii="Times New Roman" w:hAnsi="Times New Roman"/>
+          <w:rFonts w:hint="default" w:ascii="Times New Roman" w:hAnsi="Times New Roman" w:cs="Times New Roman"/>
           <w:sz w:val="28"/>
           <w:szCs w:val="28"/>
         </w:rPr>
       </w:pPr>
       <w:r>
         <w:rPr>
-          <w:rFonts w:ascii="Times New Roman" w:hAnsi="Times New Roman"/>
+          <w:rFonts w:hint="default" w:ascii="Times New Roman" w:hAnsi="Times New Roman" w:cs="Times New Roman"/>
           <w:sz w:val="28"/>
           <w:szCs w:val="28"/>
         </w:rPr>
@@ -73,7 +73,7 @@
       </w:r>
       <w:r>
         <w:rPr>
-          <w:rFonts w:hint="default" w:ascii="Times New Roman" w:hAnsi="Times New Roman"/>
+          <w:rFonts w:hint="default" w:ascii="Times New Roman" w:hAnsi="Times New Roman" w:cs="Times New Roman"/>
           <w:sz w:val="28"/>
           <w:szCs w:val="28"/>
           <w:lang w:val="en-US"/>
@@ -82,19 +82,11 @@
       </w:r>
       <w:r>
         <w:rPr>
-          <w:rFonts w:ascii="Times New Roman" w:hAnsi="Times New Roman"/>
-          <w:sz w:val="28"/>
-          <w:szCs w:val="28"/>
-        </w:rPr>
-        <w:t xml:space="preserve">. </w:t>
-      </w:r>
-      <w:r>
-        <w:rPr>
-          <w:rFonts w:hint="default" w:ascii="Times New Roman" w:hAnsi="Times New Roman"/>
-          <w:sz w:val="28"/>
-          <w:szCs w:val="28"/>
-        </w:rPr>
-        <w:t>Напишите статический метод, который проверяет, является ли число простым.</w:t>
+          <w:rFonts w:hint="default" w:ascii="Times New Roman" w:hAnsi="Times New Roman" w:cs="Times New Roman"/>
+          <w:sz w:val="28"/>
+          <w:szCs w:val="28"/>
+        </w:rPr>
+        <w:t>. Напишите статический метод, который проверяет, является ли число простым.</w:t>
       </w:r>
     </w:p>
     <w:p>
@@ -102,14 +94,14 @@
         <w:spacing w:after="0" w:line="240" w:lineRule="auto"/>
         <w:ind w:firstLine="709"/>
         <w:rPr>
-          <w:rFonts w:ascii="Times New Roman" w:hAnsi="Times New Roman"/>
+          <w:rFonts w:hint="default" w:ascii="Times New Roman" w:hAnsi="Times New Roman" w:cs="Times New Roman"/>
           <w:sz w:val="28"/>
           <w:szCs w:val="28"/>
         </w:rPr>
       </w:pPr>
       <w:r>
         <w:rPr>
-          <w:rFonts w:ascii="Times New Roman" w:hAnsi="Times New Roman"/>
+          <w:rFonts w:hint="default" w:ascii="Times New Roman" w:hAnsi="Times New Roman" w:cs="Times New Roman"/>
           <w:sz w:val="28"/>
           <w:szCs w:val="28"/>
         </w:rPr>
@@ -121,18 +113,28 @@
         <w:spacing w:after="0" w:line="240" w:lineRule="auto"/>
         <w:ind w:firstLine="709"/>
         <w:rPr>
-          <w:rFonts w:hint="default" w:ascii="Times New Roman" w:hAnsi="Times New Roman"/>
+          <w:rFonts w:hint="default" w:ascii="Times New Roman" w:hAnsi="Times New Roman" w:cs="Times New Roman"/>
           <w:sz w:val="28"/>
           <w:szCs w:val="28"/>
         </w:rPr>
       </w:pPr>
       <w:r>
         <w:rPr>
-          <w:rFonts w:hint="default" w:ascii="Times New Roman" w:hAnsi="Times New Roman"/>
-          <w:sz w:val="28"/>
-          <w:szCs w:val="28"/>
-        </w:rPr>
-        <w:t>using System;</w:t>
+          <w:rFonts w:hint="default" w:ascii="Times New Roman" w:hAnsi="Times New Roman" w:cs="Times New Roman"/>
+          <w:sz w:val="28"/>
+          <w:szCs w:val="28"/>
+        </w:rPr>
+        <w:t>using Syste</w:t>
+      </w:r>
+      <w:bookmarkStart w:id="0" w:name="_GoBack"/>
+      <w:bookmarkEnd w:id="0"/>
+      <w:r>
+        <w:rPr>
+          <w:rFonts w:hint="default" w:ascii="Times New Roman" w:hAnsi="Times New Roman" w:cs="Times New Roman"/>
+          <w:sz w:val="28"/>
+          <w:szCs w:val="28"/>
+        </w:rPr>
+        <w:t>m;</w:t>
       </w:r>
     </w:p>
     <w:p>
@@ -140,14 +142,14 @@
         <w:spacing w:after="0" w:line="240" w:lineRule="auto"/>
         <w:ind w:firstLine="709"/>
         <w:rPr>
-          <w:rFonts w:hint="default" w:ascii="Times New Roman" w:hAnsi="Times New Roman"/>
+          <w:rFonts w:hint="default" w:ascii="Times New Roman" w:hAnsi="Times New Roman" w:cs="Times New Roman"/>
           <w:sz w:val="28"/>
           <w:szCs w:val="28"/>
         </w:rPr>
       </w:pPr>
       <w:r>
         <w:rPr>
-          <w:rFonts w:hint="default" w:ascii="Times New Roman" w:hAnsi="Times New Roman"/>
+          <w:rFonts w:hint="default" w:ascii="Times New Roman" w:hAnsi="Times New Roman" w:cs="Times New Roman"/>
           <w:sz w:val="28"/>
           <w:szCs w:val="28"/>
         </w:rPr>
@@ -159,14 +161,14 @@
         <w:spacing w:after="0" w:line="240" w:lineRule="auto"/>
         <w:ind w:firstLine="709"/>
         <w:rPr>
-          <w:rFonts w:hint="default" w:ascii="Times New Roman" w:hAnsi="Times New Roman"/>
+          <w:rFonts w:hint="default" w:ascii="Times New Roman" w:hAnsi="Times New Roman" w:cs="Times New Roman"/>
           <w:sz w:val="28"/>
           <w:szCs w:val="28"/>
         </w:rPr>
       </w:pPr>
       <w:r>
         <w:rPr>
-          <w:rFonts w:hint="default" w:ascii="Times New Roman" w:hAnsi="Times New Roman"/>
+          <w:rFonts w:hint="default" w:ascii="Times New Roman" w:hAnsi="Times New Roman" w:cs="Times New Roman"/>
           <w:sz w:val="28"/>
           <w:szCs w:val="28"/>
         </w:rPr>
@@ -178,14 +180,14 @@
         <w:spacing w:after="0" w:line="240" w:lineRule="auto"/>
         <w:ind w:firstLine="709"/>
         <w:rPr>
-          <w:rFonts w:hint="default" w:ascii="Times New Roman" w:hAnsi="Times New Roman"/>
+          <w:rFonts w:hint="default" w:ascii="Times New Roman" w:hAnsi="Times New Roman" w:cs="Times New Roman"/>
           <w:sz w:val="28"/>
           <w:szCs w:val="28"/>
         </w:rPr>
       </w:pPr>
       <w:r>
         <w:rPr>
-          <w:rFonts w:hint="default" w:ascii="Times New Roman" w:hAnsi="Times New Roman"/>
+          <w:rFonts w:hint="default" w:ascii="Times New Roman" w:hAnsi="Times New Roman" w:cs="Times New Roman"/>
           <w:sz w:val="28"/>
           <w:szCs w:val="28"/>
         </w:rPr>
@@ -197,14 +199,14 @@
         <w:spacing w:after="0" w:line="240" w:lineRule="auto"/>
         <w:ind w:firstLine="709"/>
         <w:rPr>
-          <w:rFonts w:hint="default" w:ascii="Times New Roman" w:hAnsi="Times New Roman"/>
+          <w:rFonts w:hint="default" w:ascii="Times New Roman" w:hAnsi="Times New Roman" w:cs="Times New Roman"/>
           <w:sz w:val="28"/>
           <w:szCs w:val="28"/>
         </w:rPr>
       </w:pPr>
       <w:r>
         <w:rPr>
-          <w:rFonts w:hint="default" w:ascii="Times New Roman" w:hAnsi="Times New Roman"/>
+          <w:rFonts w:hint="default" w:ascii="Times New Roman" w:hAnsi="Times New Roman" w:cs="Times New Roman"/>
           <w:sz w:val="28"/>
           <w:szCs w:val="28"/>
         </w:rPr>
@@ -216,14 +218,14 @@
         <w:spacing w:after="0" w:line="240" w:lineRule="auto"/>
         <w:ind w:firstLine="709"/>
         <w:rPr>
-          <w:rFonts w:hint="default" w:ascii="Times New Roman" w:hAnsi="Times New Roman"/>
+          <w:rFonts w:hint="default" w:ascii="Times New Roman" w:hAnsi="Times New Roman" w:cs="Times New Roman"/>
           <w:sz w:val="28"/>
           <w:szCs w:val="28"/>
         </w:rPr>
       </w:pPr>
       <w:r>
         <w:rPr>
-          <w:rFonts w:hint="default" w:ascii="Times New Roman" w:hAnsi="Times New Roman"/>
+          <w:rFonts w:hint="default" w:ascii="Times New Roman" w:hAnsi="Times New Roman" w:cs="Times New Roman"/>
           <w:sz w:val="28"/>
           <w:szCs w:val="28"/>
         </w:rPr>
@@ -235,14 +237,14 @@
         <w:spacing w:after="0" w:line="240" w:lineRule="auto"/>
         <w:ind w:firstLine="709"/>
         <w:rPr>
-          <w:rFonts w:hint="default" w:ascii="Times New Roman" w:hAnsi="Times New Roman"/>
+          <w:rFonts w:hint="default" w:ascii="Times New Roman" w:hAnsi="Times New Roman" w:cs="Times New Roman"/>
           <w:sz w:val="28"/>
           <w:szCs w:val="28"/>
         </w:rPr>
       </w:pPr>
       <w:r>
         <w:rPr>
-          <w:rFonts w:hint="default" w:ascii="Times New Roman" w:hAnsi="Times New Roman"/>
+          <w:rFonts w:hint="default" w:ascii="Times New Roman" w:hAnsi="Times New Roman" w:cs="Times New Roman"/>
           <w:sz w:val="28"/>
           <w:szCs w:val="28"/>
         </w:rPr>
@@ -254,14 +256,14 @@
         <w:spacing w:after="0" w:line="240" w:lineRule="auto"/>
         <w:ind w:firstLine="709"/>
         <w:rPr>
-          <w:rFonts w:hint="default" w:ascii="Times New Roman" w:hAnsi="Times New Roman"/>
+          <w:rFonts w:hint="default" w:ascii="Times New Roman" w:hAnsi="Times New Roman" w:cs="Times New Roman"/>
           <w:sz w:val="28"/>
           <w:szCs w:val="28"/>
         </w:rPr>
       </w:pPr>
       <w:r>
         <w:rPr>
-          <w:rFonts w:hint="default" w:ascii="Times New Roman" w:hAnsi="Times New Roman"/>
+          <w:rFonts w:hint="default" w:ascii="Times New Roman" w:hAnsi="Times New Roman" w:cs="Times New Roman"/>
           <w:sz w:val="28"/>
           <w:szCs w:val="28"/>
         </w:rPr>
@@ -273,14 +275,14 @@
         <w:spacing w:after="0" w:line="240" w:lineRule="auto"/>
         <w:ind w:firstLine="709"/>
         <w:rPr>
-          <w:rFonts w:hint="default" w:ascii="Times New Roman" w:hAnsi="Times New Roman"/>
+          <w:rFonts w:hint="default" w:ascii="Times New Roman" w:hAnsi="Times New Roman" w:cs="Times New Roman"/>
           <w:sz w:val="28"/>
           <w:szCs w:val="28"/>
         </w:rPr>
       </w:pPr>
       <w:r>
         <w:rPr>
-          <w:rFonts w:hint="default" w:ascii="Times New Roman" w:hAnsi="Times New Roman"/>
+          <w:rFonts w:hint="default" w:ascii="Times New Roman" w:hAnsi="Times New Roman" w:cs="Times New Roman"/>
           <w:sz w:val="28"/>
           <w:szCs w:val="28"/>
         </w:rPr>
@@ -292,14 +294,14 @@
         <w:spacing w:after="0" w:line="240" w:lineRule="auto"/>
         <w:ind w:firstLine="709"/>
         <w:rPr>
-          <w:rFonts w:hint="default" w:ascii="Times New Roman" w:hAnsi="Times New Roman"/>
+          <w:rFonts w:hint="default" w:ascii="Times New Roman" w:hAnsi="Times New Roman" w:cs="Times New Roman"/>
           <w:sz w:val="28"/>
           <w:szCs w:val="28"/>
         </w:rPr>
       </w:pPr>
       <w:r>
         <w:rPr>
-          <w:rFonts w:hint="default" w:ascii="Times New Roman" w:hAnsi="Times New Roman"/>
+          <w:rFonts w:hint="default" w:ascii="Times New Roman" w:hAnsi="Times New Roman" w:cs="Times New Roman"/>
           <w:sz w:val="28"/>
           <w:szCs w:val="28"/>
         </w:rPr>
@@ -311,14 +313,14 @@
         <w:spacing w:after="0" w:line="240" w:lineRule="auto"/>
         <w:ind w:firstLine="709"/>
         <w:rPr>
-          <w:rFonts w:hint="default" w:ascii="Times New Roman" w:hAnsi="Times New Roman"/>
+          <w:rFonts w:hint="default" w:ascii="Times New Roman" w:hAnsi="Times New Roman" w:cs="Times New Roman"/>
           <w:sz w:val="28"/>
           <w:szCs w:val="28"/>
         </w:rPr>
       </w:pPr>
       <w:r>
         <w:rPr>
-          <w:rFonts w:hint="default" w:ascii="Times New Roman" w:hAnsi="Times New Roman"/>
+          <w:rFonts w:hint="default" w:ascii="Times New Roman" w:hAnsi="Times New Roman" w:cs="Times New Roman"/>
           <w:sz w:val="28"/>
           <w:szCs w:val="28"/>
         </w:rPr>
@@ -330,14 +332,14 @@
         <w:spacing w:after="0" w:line="240" w:lineRule="auto"/>
         <w:ind w:firstLine="709"/>
         <w:rPr>
-          <w:rFonts w:hint="default" w:ascii="Times New Roman" w:hAnsi="Times New Roman"/>
+          <w:rFonts w:hint="default" w:ascii="Times New Roman" w:hAnsi="Times New Roman" w:cs="Times New Roman"/>
           <w:sz w:val="28"/>
           <w:szCs w:val="28"/>
         </w:rPr>
       </w:pPr>
       <w:r>
         <w:rPr>
-          <w:rFonts w:hint="default" w:ascii="Times New Roman" w:hAnsi="Times New Roman"/>
+          <w:rFonts w:hint="default" w:ascii="Times New Roman" w:hAnsi="Times New Roman" w:cs="Times New Roman"/>
           <w:sz w:val="28"/>
           <w:szCs w:val="28"/>
         </w:rPr>
@@ -349,7 +351,7 @@
         <w:spacing w:after="0" w:line="240" w:lineRule="auto"/>
         <w:ind w:firstLine="709"/>
         <w:rPr>
-          <w:rFonts w:hint="default" w:ascii="Times New Roman" w:hAnsi="Times New Roman"/>
+          <w:rFonts w:hint="default" w:ascii="Times New Roman" w:hAnsi="Times New Roman" w:cs="Times New Roman"/>
           <w:sz w:val="28"/>
           <w:szCs w:val="28"/>
         </w:rPr>
@@ -360,14 +362,14 @@
         <w:spacing w:after="0" w:line="240" w:lineRule="auto"/>
         <w:ind w:firstLine="709"/>
         <w:rPr>
-          <w:rFonts w:hint="default" w:ascii="Times New Roman" w:hAnsi="Times New Roman"/>
+          <w:rFonts w:hint="default" w:ascii="Times New Roman" w:hAnsi="Times New Roman" w:cs="Times New Roman"/>
           <w:sz w:val="28"/>
           <w:szCs w:val="28"/>
         </w:rPr>
       </w:pPr>
       <w:r>
         <w:rPr>
-          <w:rFonts w:hint="default" w:ascii="Times New Roman" w:hAnsi="Times New Roman"/>
+          <w:rFonts w:hint="default" w:ascii="Times New Roman" w:hAnsi="Times New Roman" w:cs="Times New Roman"/>
           <w:sz w:val="28"/>
           <w:szCs w:val="28"/>
         </w:rPr>
@@ -379,14 +381,14 @@
         <w:spacing w:after="0" w:line="240" w:lineRule="auto"/>
         <w:ind w:firstLine="709"/>
         <w:rPr>
-          <w:rFonts w:hint="default" w:ascii="Times New Roman" w:hAnsi="Times New Roman"/>
+          <w:rFonts w:hint="default" w:ascii="Times New Roman" w:hAnsi="Times New Roman" w:cs="Times New Roman"/>
           <w:sz w:val="28"/>
           <w:szCs w:val="28"/>
         </w:rPr>
       </w:pPr>
       <w:r>
         <w:rPr>
-          <w:rFonts w:hint="default" w:ascii="Times New Roman" w:hAnsi="Times New Roman"/>
+          <w:rFonts w:hint="default" w:ascii="Times New Roman" w:hAnsi="Times New Roman" w:cs="Times New Roman"/>
           <w:sz w:val="28"/>
           <w:szCs w:val="28"/>
         </w:rPr>
@@ -398,14 +400,14 @@
         <w:spacing w:after="0" w:line="240" w:lineRule="auto"/>
         <w:ind w:firstLine="709"/>
         <w:rPr>
-          <w:rFonts w:hint="default" w:ascii="Times New Roman" w:hAnsi="Times New Roman"/>
+          <w:rFonts w:hint="default" w:ascii="Times New Roman" w:hAnsi="Times New Roman" w:cs="Times New Roman"/>
           <w:sz w:val="28"/>
           <w:szCs w:val="28"/>
         </w:rPr>
       </w:pPr>
       <w:r>
         <w:rPr>
-          <w:rFonts w:hint="default" w:ascii="Times New Roman" w:hAnsi="Times New Roman"/>
+          <w:rFonts w:hint="default" w:ascii="Times New Roman" w:hAnsi="Times New Roman" w:cs="Times New Roman"/>
           <w:sz w:val="28"/>
           <w:szCs w:val="28"/>
         </w:rPr>
@@ -417,14 +419,14 @@
         <w:spacing w:after="0" w:line="240" w:lineRule="auto"/>
         <w:ind w:firstLine="709"/>
         <w:rPr>
-          <w:rFonts w:hint="default" w:ascii="Times New Roman" w:hAnsi="Times New Roman"/>
+          <w:rFonts w:hint="default" w:ascii="Times New Roman" w:hAnsi="Times New Roman" w:cs="Times New Roman"/>
           <w:sz w:val="28"/>
           <w:szCs w:val="28"/>
         </w:rPr>
       </w:pPr>
       <w:r>
         <w:rPr>
-          <w:rFonts w:hint="default" w:ascii="Times New Roman" w:hAnsi="Times New Roman"/>
+          <w:rFonts w:hint="default" w:ascii="Times New Roman" w:hAnsi="Times New Roman" w:cs="Times New Roman"/>
           <w:sz w:val="28"/>
           <w:szCs w:val="28"/>
         </w:rPr>
@@ -436,14 +438,14 @@
         <w:spacing w:after="0" w:line="240" w:lineRule="auto"/>
         <w:ind w:firstLine="709"/>
         <w:rPr>
-          <w:rFonts w:hint="default" w:ascii="Times New Roman" w:hAnsi="Times New Roman"/>
+          <w:rFonts w:hint="default" w:ascii="Times New Roman" w:hAnsi="Times New Roman" w:cs="Times New Roman"/>
           <w:sz w:val="28"/>
           <w:szCs w:val="28"/>
         </w:rPr>
       </w:pPr>
       <w:r>
         <w:rPr>
-          <w:rFonts w:hint="default" w:ascii="Times New Roman" w:hAnsi="Times New Roman"/>
+          <w:rFonts w:hint="default" w:ascii="Times New Roman" w:hAnsi="Times New Roman" w:cs="Times New Roman"/>
           <w:sz w:val="28"/>
           <w:szCs w:val="28"/>
         </w:rPr>
@@ -455,14 +457,14 @@
         <w:spacing w:after="0" w:line="240" w:lineRule="auto"/>
         <w:ind w:firstLine="709"/>
         <w:rPr>
-          <w:rFonts w:hint="default" w:ascii="Times New Roman" w:hAnsi="Times New Roman"/>
+          <w:rFonts w:hint="default" w:ascii="Times New Roman" w:hAnsi="Times New Roman" w:cs="Times New Roman"/>
           <w:sz w:val="28"/>
           <w:szCs w:val="28"/>
         </w:rPr>
       </w:pPr>
       <w:r>
         <w:rPr>
-          <w:rFonts w:hint="default" w:ascii="Times New Roman" w:hAnsi="Times New Roman"/>
+          <w:rFonts w:hint="default" w:ascii="Times New Roman" w:hAnsi="Times New Roman" w:cs="Times New Roman"/>
           <w:sz w:val="28"/>
           <w:szCs w:val="28"/>
         </w:rPr>
@@ -474,14 +476,14 @@
         <w:spacing w:after="0" w:line="240" w:lineRule="auto"/>
         <w:ind w:firstLine="709"/>
         <w:rPr>
-          <w:rFonts w:hint="default" w:ascii="Times New Roman" w:hAnsi="Times New Roman"/>
+          <w:rFonts w:hint="default" w:ascii="Times New Roman" w:hAnsi="Times New Roman" w:cs="Times New Roman"/>
           <w:sz w:val="28"/>
           <w:szCs w:val="28"/>
         </w:rPr>
       </w:pPr>
       <w:r>
         <w:rPr>
-          <w:rFonts w:hint="default" w:ascii="Times New Roman" w:hAnsi="Times New Roman"/>
+          <w:rFonts w:hint="default" w:ascii="Times New Roman" w:hAnsi="Times New Roman" w:cs="Times New Roman"/>
           <w:sz w:val="28"/>
           <w:szCs w:val="28"/>
         </w:rPr>
@@ -493,35 +495,33 @@
         <w:spacing w:after="0" w:line="240" w:lineRule="auto"/>
         <w:ind w:firstLine="709"/>
         <w:rPr>
-          <w:rFonts w:hint="default" w:ascii="Times New Roman" w:hAnsi="Times New Roman"/>
+          <w:rFonts w:hint="default" w:ascii="Times New Roman" w:hAnsi="Times New Roman" w:cs="Times New Roman"/>
           <w:sz w:val="28"/>
           <w:szCs w:val="28"/>
         </w:rPr>
       </w:pPr>
       <w:r>
         <w:rPr>
-          <w:rFonts w:hint="default" w:ascii="Times New Roman" w:hAnsi="Times New Roman"/>
+          <w:rFonts w:hint="default" w:ascii="Times New Roman" w:hAnsi="Times New Roman" w:cs="Times New Roman"/>
           <w:sz w:val="28"/>
           <w:szCs w:val="28"/>
         </w:rPr>
         <w:t xml:space="preserve">    }</w:t>
       </w:r>
-      <w:bookmarkStart w:id="0" w:name="_GoBack"/>
-      <w:bookmarkEnd w:id="0"/>
     </w:p>
     <w:p>
       <w:pPr>
         <w:spacing w:after="0" w:line="240" w:lineRule="auto"/>
         <w:ind w:firstLine="709"/>
         <w:rPr>
-          <w:rFonts w:hint="default" w:ascii="Times New Roman" w:hAnsi="Times New Roman"/>
+          <w:rFonts w:hint="default" w:ascii="Times New Roman" w:hAnsi="Times New Roman" w:cs="Times New Roman"/>
           <w:sz w:val="28"/>
           <w:szCs w:val="28"/>
         </w:rPr>
       </w:pPr>
       <w:r>
         <w:rPr>
-          <w:rFonts w:hint="default" w:ascii="Times New Roman" w:hAnsi="Times New Roman"/>
+          <w:rFonts w:hint="default" w:ascii="Times New Roman" w:hAnsi="Times New Roman" w:cs="Times New Roman"/>
           <w:sz w:val="28"/>
           <w:szCs w:val="28"/>
         </w:rPr>
@@ -533,14 +533,14 @@
         <w:spacing w:after="0" w:line="240" w:lineRule="auto"/>
         <w:ind w:firstLine="709"/>
         <w:rPr>
-          <w:rFonts w:hint="default" w:ascii="Times New Roman" w:hAnsi="Times New Roman"/>
+          <w:rFonts w:hint="default" w:ascii="Times New Roman" w:hAnsi="Times New Roman" w:cs="Times New Roman"/>
           <w:sz w:val="28"/>
           <w:szCs w:val="28"/>
         </w:rPr>
       </w:pPr>
       <w:r>
         <w:rPr>
-          <w:rFonts w:hint="default" w:ascii="Times New Roman" w:hAnsi="Times New Roman"/>
+          <w:rFonts w:hint="default" w:ascii="Times New Roman" w:hAnsi="Times New Roman" w:cs="Times New Roman"/>
           <w:sz w:val="28"/>
           <w:szCs w:val="28"/>
         </w:rPr>
@@ -552,14 +552,14 @@
         <w:spacing w:after="0" w:line="240" w:lineRule="auto"/>
         <w:ind w:firstLine="709"/>
         <w:rPr>
-          <w:rFonts w:hint="default" w:ascii="Times New Roman" w:hAnsi="Times New Roman"/>
+          <w:rFonts w:hint="default" w:ascii="Times New Roman" w:hAnsi="Times New Roman" w:cs="Times New Roman"/>
           <w:sz w:val="28"/>
           <w:szCs w:val="28"/>
         </w:rPr>
       </w:pPr>
       <w:r>
         <w:rPr>
-          <w:rFonts w:hint="default" w:ascii="Times New Roman" w:hAnsi="Times New Roman"/>
+          <w:rFonts w:hint="default" w:ascii="Times New Roman" w:hAnsi="Times New Roman" w:cs="Times New Roman"/>
           <w:sz w:val="28"/>
           <w:szCs w:val="28"/>
         </w:rPr>
@@ -571,14 +571,14 @@
         <w:spacing w:after="0" w:line="240" w:lineRule="auto"/>
         <w:ind w:firstLine="709"/>
         <w:rPr>
-          <w:rFonts w:hint="default" w:ascii="Times New Roman" w:hAnsi="Times New Roman"/>
+          <w:rFonts w:hint="default" w:ascii="Times New Roman" w:hAnsi="Times New Roman" w:cs="Times New Roman"/>
           <w:sz w:val="28"/>
           <w:szCs w:val="28"/>
         </w:rPr>
       </w:pPr>
       <w:r>
         <w:rPr>
-          <w:rFonts w:hint="default" w:ascii="Times New Roman" w:hAnsi="Times New Roman"/>
+          <w:rFonts w:hint="default" w:ascii="Times New Roman" w:hAnsi="Times New Roman" w:cs="Times New Roman"/>
           <w:sz w:val="28"/>
           <w:szCs w:val="28"/>
         </w:rPr>
@@ -590,7 +590,7 @@
         <w:spacing w:after="0" w:line="240" w:lineRule="auto"/>
         <w:ind w:firstLine="709"/>
         <w:rPr>
-          <w:rFonts w:hint="default" w:ascii="Times New Roman" w:hAnsi="Times New Roman"/>
+          <w:rFonts w:hint="default" w:ascii="Times New Roman" w:hAnsi="Times New Roman" w:cs="Times New Roman"/>
           <w:sz w:val="28"/>
           <w:szCs w:val="28"/>
         </w:rPr>
@@ -601,14 +601,14 @@
         <w:spacing w:after="0" w:line="240" w:lineRule="auto"/>
         <w:ind w:firstLine="709"/>
         <w:rPr>
-          <w:rFonts w:hint="default" w:ascii="Times New Roman" w:hAnsi="Times New Roman"/>
+          <w:rFonts w:hint="default" w:ascii="Times New Roman" w:hAnsi="Times New Roman" w:cs="Times New Roman"/>
           <w:sz w:val="28"/>
           <w:szCs w:val="28"/>
         </w:rPr>
       </w:pPr>
       <w:r>
         <w:rPr>
-          <w:rFonts w:hint="default" w:ascii="Times New Roman" w:hAnsi="Times New Roman"/>
+          <w:rFonts w:hint="default" w:ascii="Times New Roman" w:hAnsi="Times New Roman" w:cs="Times New Roman"/>
           <w:sz w:val="28"/>
           <w:szCs w:val="28"/>
         </w:rPr>
@@ -620,14 +620,14 @@
         <w:spacing w:after="0" w:line="240" w:lineRule="auto"/>
         <w:ind w:firstLine="709"/>
         <w:rPr>
-          <w:rFonts w:hint="default" w:ascii="Times New Roman" w:hAnsi="Times New Roman"/>
+          <w:rFonts w:hint="default" w:ascii="Times New Roman" w:hAnsi="Times New Roman" w:cs="Times New Roman"/>
           <w:sz w:val="28"/>
           <w:szCs w:val="28"/>
         </w:rPr>
       </w:pPr>
       <w:r>
         <w:rPr>
-          <w:rFonts w:hint="default" w:ascii="Times New Roman" w:hAnsi="Times New Roman"/>
+          <w:rFonts w:hint="default" w:ascii="Times New Roman" w:hAnsi="Times New Roman" w:cs="Times New Roman"/>
           <w:sz w:val="28"/>
           <w:szCs w:val="28"/>
         </w:rPr>
@@ -639,14 +639,14 @@
         <w:spacing w:after="0" w:line="240" w:lineRule="auto"/>
         <w:ind w:firstLine="709"/>
         <w:rPr>
-          <w:rFonts w:hint="default" w:ascii="Times New Roman" w:hAnsi="Times New Roman"/>
+          <w:rFonts w:hint="default" w:ascii="Times New Roman" w:hAnsi="Times New Roman" w:cs="Times New Roman"/>
           <w:sz w:val="28"/>
           <w:szCs w:val="28"/>
         </w:rPr>
       </w:pPr>
       <w:r>
         <w:rPr>
-          <w:rFonts w:hint="default" w:ascii="Times New Roman" w:hAnsi="Times New Roman"/>
+          <w:rFonts w:hint="default" w:ascii="Times New Roman" w:hAnsi="Times New Roman" w:cs="Times New Roman"/>
           <w:sz w:val="28"/>
           <w:szCs w:val="28"/>
         </w:rPr>
@@ -658,14 +658,14 @@
         <w:spacing w:after="0" w:line="240" w:lineRule="auto"/>
         <w:ind w:firstLine="709"/>
         <w:rPr>
-          <w:rFonts w:hint="default" w:ascii="Times New Roman" w:hAnsi="Times New Roman"/>
+          <w:rFonts w:hint="default" w:ascii="Times New Roman" w:hAnsi="Times New Roman" w:cs="Times New Roman"/>
           <w:sz w:val="28"/>
           <w:szCs w:val="28"/>
         </w:rPr>
       </w:pPr>
       <w:r>
         <w:rPr>
-          <w:rFonts w:hint="default" w:ascii="Times New Roman" w:hAnsi="Times New Roman"/>
+          <w:rFonts w:hint="default" w:ascii="Times New Roman" w:hAnsi="Times New Roman" w:cs="Times New Roman"/>
           <w:sz w:val="28"/>
           <w:szCs w:val="28"/>
         </w:rPr>
@@ -677,7 +677,7 @@
         <w:spacing w:after="0" w:line="240" w:lineRule="auto"/>
         <w:ind w:firstLine="709"/>
         <w:rPr>
-          <w:rFonts w:hint="default" w:ascii="Times New Roman" w:hAnsi="Times New Roman"/>
+          <w:rFonts w:hint="default" w:ascii="Times New Roman" w:hAnsi="Times New Roman" w:cs="Times New Roman"/>
           <w:sz w:val="28"/>
           <w:szCs w:val="28"/>
         </w:rPr>
@@ -688,14 +688,14 @@
         <w:spacing w:after="0" w:line="240" w:lineRule="auto"/>
         <w:ind w:firstLine="709"/>
         <w:rPr>
-          <w:rFonts w:hint="default" w:ascii="Times New Roman" w:hAnsi="Times New Roman"/>
+          <w:rFonts w:hint="default" w:ascii="Times New Roman" w:hAnsi="Times New Roman" w:cs="Times New Roman"/>
           <w:sz w:val="28"/>
           <w:szCs w:val="28"/>
         </w:rPr>
       </w:pPr>
       <w:r>
         <w:rPr>
-          <w:rFonts w:hint="default" w:ascii="Times New Roman" w:hAnsi="Times New Roman"/>
+          <w:rFonts w:hint="default" w:ascii="Times New Roman" w:hAnsi="Times New Roman" w:cs="Times New Roman"/>
           <w:sz w:val="28"/>
           <w:szCs w:val="28"/>
         </w:rPr>
@@ -707,14 +707,14 @@
         <w:spacing w:after="0" w:line="240" w:lineRule="auto"/>
         <w:ind w:firstLine="709"/>
         <w:rPr>
-          <w:rFonts w:hint="default" w:ascii="Times New Roman" w:hAnsi="Times New Roman"/>
+          <w:rFonts w:hint="default" w:ascii="Times New Roman" w:hAnsi="Times New Roman" w:cs="Times New Roman"/>
           <w:sz w:val="28"/>
           <w:szCs w:val="28"/>
         </w:rPr>
       </w:pPr>
       <w:r>
         <w:rPr>
-          <w:rFonts w:hint="default" w:ascii="Times New Roman" w:hAnsi="Times New Roman"/>
+          <w:rFonts w:hint="default" w:ascii="Times New Roman" w:hAnsi="Times New Roman" w:cs="Times New Roman"/>
           <w:sz w:val="28"/>
           <w:szCs w:val="28"/>
         </w:rPr>

--- a/Word/Дубрвоский_04_.docx
+++ b/Word/Дубрвоский_04_.docx
@@ -124,17 +124,7 @@
           <w:sz w:val="28"/>
           <w:szCs w:val="28"/>
         </w:rPr>
-        <w:t>using Syste</w:t>
-      </w:r>
-      <w:bookmarkStart w:id="0" w:name="_GoBack"/>
-      <w:bookmarkEnd w:id="0"/>
-      <w:r>
-        <w:rPr>
-          <w:rFonts w:hint="default" w:ascii="Times New Roman" w:hAnsi="Times New Roman" w:cs="Times New Roman"/>
-          <w:sz w:val="28"/>
-          <w:szCs w:val="28"/>
-        </w:rPr>
-        <w:t>m;</w:t>
+        <w:t>using System;</w:t>
       </w:r>
     </w:p>
     <w:p>
@@ -1040,7 +1030,7 @@
                     </pic:cNvPicPr>
                   </pic:nvPicPr>
                   <pic:blipFill>
-                    <a:blip r:embed="rId10"/>
+                    <a:blip r:embed="rId11"/>
                     <a:stretch>
                       <a:fillRect/>
                     </a:stretch>
@@ -1097,10 +1087,11 @@
       </w:pPr>
     </w:p>
     <w:sectPr>
-      <w:headerReference r:id="rId5" w:type="first"/>
-      <w:footerReference r:id="rId8" w:type="first"/>
-      <w:footerReference r:id="rId6" w:type="default"/>
-      <w:footerReference r:id="rId7" w:type="even"/>
+      <w:headerReference r:id="rId6" w:type="first"/>
+      <w:footerReference r:id="rId9" w:type="first"/>
+      <w:headerReference r:id="rId5" w:type="default"/>
+      <w:footerReference r:id="rId7" w:type="default"/>
+      <w:footerReference r:id="rId8" w:type="even"/>
       <w:pgSz w:w="11906" w:h="16838"/>
       <w:pgMar w:top="851" w:right="567" w:bottom="1560" w:left="1418" w:header="454" w:footer="397" w:gutter="0"/>
       <w:pgNumType w:start="39"/>
@@ -2042,6 +2033,8 @@
         </mc:Fallback>
       </mc:AlternateContent>
     </w:r>
+    <w:bookmarkStart w:id="0" w:name="_GoBack"/>
+    <w:bookmarkEnd w:id="0"/>
     <w:r>
       <mc:AlternateContent>
         <mc:Choice Requires="wps">
@@ -2084,7 +2077,7 @@
                           <w:pPr>
                             <w:jc w:val="center"/>
                             <w:rPr>
-                              <w:rFonts w:hint="default"/>
+                              <w:rFonts w:hint="default" w:ascii="Times New Roman" w:hAnsi="Times New Roman" w:cs="Times New Roman"/>
                               <w:sz w:val="28"/>
                               <w:szCs w:val="28"/>
                               <w:lang w:val="ru-RU"/>
@@ -2092,6 +2085,7 @@
                           </w:pPr>
                           <w:r>
                             <w:rPr>
+                              <w:rFonts w:hint="default" w:ascii="Times New Roman" w:hAnsi="Times New Roman" w:cs="Times New Roman"/>
                               <w:sz w:val="28"/>
                               <w:szCs w:val="28"/>
                             </w:rPr>
@@ -2099,6 +2093,7 @@
                           </w:r>
                           <w:r>
                             <w:rPr>
+                              <w:rFonts w:hint="default" w:ascii="Times New Roman" w:hAnsi="Times New Roman" w:cs="Times New Roman"/>
                               <w:sz w:val="28"/>
                               <w:szCs w:val="28"/>
                               <w:lang w:val="ru-RU"/>
@@ -2107,6 +2102,7 @@
                           </w:r>
                           <w:r>
                             <w:rPr>
+                              <w:rFonts w:hint="default" w:ascii="Times New Roman" w:hAnsi="Times New Roman" w:cs="Times New Roman"/>
                               <w:bCs/>
                               <w:sz w:val="28"/>
                               <w:szCs w:val="28"/>
@@ -2115,7 +2111,7 @@
                           </w:r>
                           <w:r>
                             <w:rPr>
-                              <w:rFonts w:hint="default"/>
+                              <w:rFonts w:hint="default" w:ascii="Times New Roman" w:hAnsi="Times New Roman" w:cs="Times New Roman"/>
                               <w:bCs/>
                               <w:sz w:val="28"/>
                               <w:szCs w:val="28"/>
@@ -2125,6 +2121,7 @@
                           </w:r>
                           <w:r>
                             <w:rPr>
+                              <w:rFonts w:hint="default" w:ascii="Times New Roman" w:hAnsi="Times New Roman" w:cs="Times New Roman"/>
                               <w:sz w:val="28"/>
                               <w:szCs w:val="28"/>
                             </w:rPr>
@@ -2132,7 +2129,7 @@
                           </w:r>
                           <w:r>
                             <w:rPr>
-                              <w:rFonts w:hint="default"/>
+                              <w:rFonts w:hint="default" w:ascii="Times New Roman" w:hAnsi="Times New Roman" w:cs="Times New Roman"/>
                               <w:sz w:val="28"/>
                               <w:szCs w:val="28"/>
                               <w:lang w:val="ru-RU"/>
@@ -2143,9 +2140,9 @@
                         <w:p>
                           <w:pPr>
                             <w:rPr>
-                              <w:rFonts w:ascii="Times New Roman" w:hAnsi="Times New Roman"/>
-                              <w:sz w:val="32"/>
-                              <w:szCs w:val="32"/>
+                              <w:rFonts w:hint="default" w:ascii="Times New Roman" w:hAnsi="Times New Roman" w:cs="Times New Roman"/>
+                              <w:sz w:val="28"/>
+                              <w:szCs w:val="28"/>
                             </w:rPr>
                           </w:pPr>
                         </w:p>
@@ -2153,13 +2150,22 @@
                           <w:pPr>
                             <w:jc w:val="center"/>
                             <w:rPr>
+                              <w:rFonts w:hint="default" w:ascii="Times New Roman" w:hAnsi="Times New Roman" w:cs="Times New Roman"/>
                               <w:i/>
                               <w:sz w:val="28"/>
                               <w:szCs w:val="28"/>
                             </w:rPr>
                           </w:pPr>
                         </w:p>
-                        <w:p/>
+                        <w:p>
+                          <w:pPr>
+                            <w:rPr>
+                              <w:rFonts w:hint="default" w:ascii="Times New Roman" w:hAnsi="Times New Roman" w:cs="Times New Roman"/>
+                              <w:sz w:val="28"/>
+                              <w:szCs w:val="28"/>
+                            </w:rPr>
+                          </w:pPr>
+                        </w:p>
                       </w:txbxContent>
                     </wps:txbx>
                     <wps:bodyPr rot="0" vert="horz" wrap="square" lIns="0" tIns="0" rIns="0" bIns="0" anchor="t" anchorCtr="0" upright="1">
@@ -2184,7 +2190,7 @@
                     <w:pPr>
                       <w:jc w:val="center"/>
                       <w:rPr>
-                        <w:rFonts w:hint="default"/>
+                        <w:rFonts w:hint="default" w:ascii="Times New Roman" w:hAnsi="Times New Roman" w:cs="Times New Roman"/>
                         <w:sz w:val="28"/>
                         <w:szCs w:val="28"/>
                         <w:lang w:val="ru-RU"/>
@@ -2192,6 +2198,7 @@
                     </w:pPr>
                     <w:r>
                       <w:rPr>
+                        <w:rFonts w:hint="default" w:ascii="Times New Roman" w:hAnsi="Times New Roman" w:cs="Times New Roman"/>
                         <w:sz w:val="28"/>
                         <w:szCs w:val="28"/>
                       </w:rPr>
@@ -2199,6 +2206,7 @@
                     </w:r>
                     <w:r>
                       <w:rPr>
+                        <w:rFonts w:hint="default" w:ascii="Times New Roman" w:hAnsi="Times New Roman" w:cs="Times New Roman"/>
                         <w:sz w:val="28"/>
                         <w:szCs w:val="28"/>
                         <w:lang w:val="ru-RU"/>
@@ -2207,6 +2215,7 @@
                     </w:r>
                     <w:r>
                       <w:rPr>
+                        <w:rFonts w:hint="default" w:ascii="Times New Roman" w:hAnsi="Times New Roman" w:cs="Times New Roman"/>
                         <w:bCs/>
                         <w:sz w:val="28"/>
                         <w:szCs w:val="28"/>
@@ -2215,7 +2224,7 @@
                     </w:r>
                     <w:r>
                       <w:rPr>
-                        <w:rFonts w:hint="default"/>
+                        <w:rFonts w:hint="default" w:ascii="Times New Roman" w:hAnsi="Times New Roman" w:cs="Times New Roman"/>
                         <w:bCs/>
                         <w:sz w:val="28"/>
                         <w:szCs w:val="28"/>
@@ -2225,6 +2234,7 @@
                     </w:r>
                     <w:r>
                       <w:rPr>
+                        <w:rFonts w:hint="default" w:ascii="Times New Roman" w:hAnsi="Times New Roman" w:cs="Times New Roman"/>
                         <w:sz w:val="28"/>
                         <w:szCs w:val="28"/>
                       </w:rPr>
@@ -2232,7 +2242,7 @@
                     </w:r>
                     <w:r>
                       <w:rPr>
-                        <w:rFonts w:hint="default"/>
+                        <w:rFonts w:hint="default" w:ascii="Times New Roman" w:hAnsi="Times New Roman" w:cs="Times New Roman"/>
                         <w:sz w:val="28"/>
                         <w:szCs w:val="28"/>
                         <w:lang w:val="ru-RU"/>
@@ -2243,9 +2253,9 @@
                   <w:p>
                     <w:pPr>
                       <w:rPr>
-                        <w:rFonts w:ascii="Times New Roman" w:hAnsi="Times New Roman"/>
-                        <w:sz w:val="32"/>
-                        <w:szCs w:val="32"/>
+                        <w:rFonts w:hint="default" w:ascii="Times New Roman" w:hAnsi="Times New Roman" w:cs="Times New Roman"/>
+                        <w:sz w:val="28"/>
+                        <w:szCs w:val="28"/>
                       </w:rPr>
                     </w:pPr>
                   </w:p>
@@ -2253,13 +2263,22 @@
                     <w:pPr>
                       <w:jc w:val="center"/>
                       <w:rPr>
+                        <w:rFonts w:hint="default" w:ascii="Times New Roman" w:hAnsi="Times New Roman" w:cs="Times New Roman"/>
                         <w:i/>
                         <w:sz w:val="28"/>
                         <w:szCs w:val="28"/>
                       </w:rPr>
                     </w:pPr>
                   </w:p>
-                  <w:p/>
+                  <w:p>
+                    <w:pPr>
+                      <w:rPr>
+                        <w:rFonts w:hint="default" w:ascii="Times New Roman" w:hAnsi="Times New Roman" w:cs="Times New Roman"/>
+                        <w:sz w:val="28"/>
+                        <w:szCs w:val="28"/>
+                      </w:rPr>
+                    </w:pPr>
+                  </w:p>
                 </w:txbxContent>
               </v:textbox>
             </v:shape>
@@ -5030,7 +5049,7 @@
                           <w:pPr>
                             <w:jc w:val="center"/>
                             <w:rPr>
-                              <w:rFonts w:hint="default"/>
+                              <w:rFonts w:hint="default" w:ascii="Times New Roman" w:hAnsi="Times New Roman" w:cs="Times New Roman"/>
                               <w:sz w:val="28"/>
                               <w:szCs w:val="28"/>
                               <w:lang w:val="en-US"/>
@@ -5038,6 +5057,7 @@
                           </w:pPr>
                           <w:r>
                             <w:rPr>
+                              <w:rFonts w:hint="default" w:ascii="Times New Roman" w:hAnsi="Times New Roman" w:cs="Times New Roman"/>
                               <w:sz w:val="28"/>
                               <w:szCs w:val="28"/>
                             </w:rPr>
@@ -5045,6 +5065,7 @@
                           </w:r>
                           <w:r>
                             <w:rPr>
+                              <w:rFonts w:hint="default" w:ascii="Times New Roman" w:hAnsi="Times New Roman" w:cs="Times New Roman"/>
                               <w:sz w:val="28"/>
                               <w:szCs w:val="28"/>
                               <w:lang w:val="ru-RU"/>
@@ -5053,6 +5074,7 @@
                           </w:r>
                           <w:r>
                             <w:rPr>
+                              <w:rFonts w:hint="default" w:ascii="Times New Roman" w:hAnsi="Times New Roman" w:cs="Times New Roman"/>
                               <w:bCs/>
                               <w:sz w:val="28"/>
                               <w:szCs w:val="28"/>
@@ -5061,7 +5083,7 @@
                           </w:r>
                           <w:r>
                             <w:rPr>
-                              <w:rFonts w:hint="default"/>
+                              <w:rFonts w:hint="default" w:ascii="Times New Roman" w:hAnsi="Times New Roman" w:cs="Times New Roman"/>
                               <w:bCs/>
                               <w:sz w:val="28"/>
                               <w:szCs w:val="28"/>
@@ -5071,6 +5093,7 @@
                           </w:r>
                           <w:r>
                             <w:rPr>
+                              <w:rFonts w:hint="default" w:ascii="Times New Roman" w:hAnsi="Times New Roman" w:cs="Times New Roman"/>
                               <w:sz w:val="28"/>
                               <w:szCs w:val="28"/>
                             </w:rPr>
@@ -5078,7 +5101,7 @@
                           </w:r>
                           <w:r>
                             <w:rPr>
-                              <w:rFonts w:hint="default"/>
+                              <w:rFonts w:hint="default" w:ascii="Times New Roman" w:hAnsi="Times New Roman" w:cs="Times New Roman"/>
                               <w:sz w:val="28"/>
                               <w:szCs w:val="28"/>
                               <w:lang w:val="en-US"/>
@@ -5089,9 +5112,9 @@
                         <w:p>
                           <w:pPr>
                             <w:rPr>
-                              <w:rFonts w:ascii="Times New Roman" w:hAnsi="Times New Roman"/>
-                              <w:sz w:val="32"/>
-                              <w:szCs w:val="32"/>
+                              <w:rFonts w:hint="default" w:ascii="Times New Roman" w:hAnsi="Times New Roman" w:cs="Times New Roman"/>
+                              <w:sz w:val="28"/>
+                              <w:szCs w:val="28"/>
                             </w:rPr>
                           </w:pPr>
                         </w:p>
@@ -5099,13 +5122,22 @@
                           <w:pPr>
                             <w:jc w:val="center"/>
                             <w:rPr>
+                              <w:rFonts w:hint="default" w:ascii="Times New Roman" w:hAnsi="Times New Roman" w:cs="Times New Roman"/>
                               <w:i/>
                               <w:sz w:val="28"/>
                               <w:szCs w:val="28"/>
                             </w:rPr>
                           </w:pPr>
                         </w:p>
-                        <w:p/>
+                        <w:p>
+                          <w:pPr>
+                            <w:rPr>
+                              <w:rFonts w:hint="default" w:ascii="Times New Roman" w:hAnsi="Times New Roman" w:cs="Times New Roman"/>
+                              <w:sz w:val="28"/>
+                              <w:szCs w:val="28"/>
+                            </w:rPr>
+                          </w:pPr>
+                        </w:p>
                       </w:txbxContent>
                     </wps:txbx>
                     <wps:bodyPr rot="0" vert="horz" wrap="square" lIns="0" tIns="0" rIns="0" bIns="0" anchor="t" anchorCtr="0" upright="1">
@@ -5130,7 +5162,7 @@
                     <w:pPr>
                       <w:jc w:val="center"/>
                       <w:rPr>
-                        <w:rFonts w:hint="default"/>
+                        <w:rFonts w:hint="default" w:ascii="Times New Roman" w:hAnsi="Times New Roman" w:cs="Times New Roman"/>
                         <w:sz w:val="28"/>
                         <w:szCs w:val="28"/>
                         <w:lang w:val="en-US"/>
@@ -5138,6 +5170,7 @@
                     </w:pPr>
                     <w:r>
                       <w:rPr>
+                        <w:rFonts w:hint="default" w:ascii="Times New Roman" w:hAnsi="Times New Roman" w:cs="Times New Roman"/>
                         <w:sz w:val="28"/>
                         <w:szCs w:val="28"/>
                       </w:rPr>
@@ -5145,6 +5178,7 @@
                     </w:r>
                     <w:r>
                       <w:rPr>
+                        <w:rFonts w:hint="default" w:ascii="Times New Roman" w:hAnsi="Times New Roman" w:cs="Times New Roman"/>
                         <w:sz w:val="28"/>
                         <w:szCs w:val="28"/>
                         <w:lang w:val="ru-RU"/>
@@ -5153,6 +5187,7 @@
                     </w:r>
                     <w:r>
                       <w:rPr>
+                        <w:rFonts w:hint="default" w:ascii="Times New Roman" w:hAnsi="Times New Roman" w:cs="Times New Roman"/>
                         <w:bCs/>
                         <w:sz w:val="28"/>
                         <w:szCs w:val="28"/>
@@ -5161,7 +5196,7 @@
                     </w:r>
                     <w:r>
                       <w:rPr>
-                        <w:rFonts w:hint="default"/>
+                        <w:rFonts w:hint="default" w:ascii="Times New Roman" w:hAnsi="Times New Roman" w:cs="Times New Roman"/>
                         <w:bCs/>
                         <w:sz w:val="28"/>
                         <w:szCs w:val="28"/>
@@ -5171,6 +5206,7 @@
                     </w:r>
                     <w:r>
                       <w:rPr>
+                        <w:rFonts w:hint="default" w:ascii="Times New Roman" w:hAnsi="Times New Roman" w:cs="Times New Roman"/>
                         <w:sz w:val="28"/>
                         <w:szCs w:val="28"/>
                       </w:rPr>
@@ -5178,7 +5214,7 @@
                     </w:r>
                     <w:r>
                       <w:rPr>
-                        <w:rFonts w:hint="default"/>
+                        <w:rFonts w:hint="default" w:ascii="Times New Roman" w:hAnsi="Times New Roman" w:cs="Times New Roman"/>
                         <w:sz w:val="28"/>
                         <w:szCs w:val="28"/>
                         <w:lang w:val="en-US"/>
@@ -5189,9 +5225,9 @@
                   <w:p>
                     <w:pPr>
                       <w:rPr>
-                        <w:rFonts w:ascii="Times New Roman" w:hAnsi="Times New Roman"/>
-                        <w:sz w:val="32"/>
-                        <w:szCs w:val="32"/>
+                        <w:rFonts w:hint="default" w:ascii="Times New Roman" w:hAnsi="Times New Roman" w:cs="Times New Roman"/>
+                        <w:sz w:val="28"/>
+                        <w:szCs w:val="28"/>
                       </w:rPr>
                     </w:pPr>
                   </w:p>
@@ -5199,13 +5235,22 @@
                     <w:pPr>
                       <w:jc w:val="center"/>
                       <w:rPr>
+                        <w:rFonts w:hint="default" w:ascii="Times New Roman" w:hAnsi="Times New Roman" w:cs="Times New Roman"/>
                         <w:i/>
                         <w:sz w:val="28"/>
                         <w:szCs w:val="28"/>
                       </w:rPr>
                     </w:pPr>
                   </w:p>
-                  <w:p/>
+                  <w:p>
+                    <w:pPr>
+                      <w:rPr>
+                        <w:rFonts w:hint="default" w:ascii="Times New Roman" w:hAnsi="Times New Roman" w:cs="Times New Roman"/>
+                        <w:sz w:val="28"/>
+                        <w:szCs w:val="28"/>
+                      </w:rPr>
+                    </w:pPr>
+                  </w:p>
                 </w:txbxContent>
               </v:textbox>
             </v:shape>
@@ -6998,6 +7043,16 @@
 </file>
 
 <file path=word/header1.xml><?xml version="1.0" encoding="utf-8"?>
+<w:hdr xmlns:wpc="http://schemas.microsoft.com/office/word/2010/wordprocessingCanvas" xmlns:mc="http://schemas.openxmlformats.org/markup-compatibility/2006" xmlns:o="urn:schemas-microsoft-com:office:office" xmlns:r="http://schemas.openxmlformats.org/officeDocument/2006/relationships" xmlns:m="http://schemas.openxmlformats.org/officeDocument/2006/math" xmlns:v="urn:schemas-microsoft-com:vml" xmlns:wp14="http://schemas.microsoft.com/office/word/2010/wordprocessingDrawing" xmlns:wp="http://schemas.openxmlformats.org/drawingml/2006/wordprocessingDrawing" xmlns:w10="urn:schemas-microsoft-com:office:word" xmlns:w="http://schemas.openxmlformats.org/wordprocessingml/2006/main" xmlns:w14="http://schemas.microsoft.com/office/word/2010/wordml" xmlns:w15="http://schemas.microsoft.com/office/word/2012/wordml" xmlns:wpg="http://schemas.microsoft.com/office/word/2010/wordprocessingGroup" xmlns:wpi="http://schemas.microsoft.com/office/word/2010/wordprocessingInk" xmlns:wne="http://schemas.microsoft.com/office/word/2006/wordml" xmlns:wps="http://schemas.microsoft.com/office/word/2010/wordprocessingShape" xmlns:wpsCustomData="http://www.wps.cn/officeDocument/2013/wpsCustomData" mc:Ignorable="w14 w15 wp14">
+  <w:p>
+    <w:pPr>
+      <w:pStyle w:val="17"/>
+    </w:pPr>
+  </w:p>
+</w:hdr>
+</file>
+
+<file path=word/header2.xml><?xml version="1.0" encoding="utf-8"?>
 <w:hdr xmlns:wpc="http://schemas.microsoft.com/office/word/2010/wordprocessingCanvas" xmlns:mc="http://schemas.openxmlformats.org/markup-compatibility/2006" xmlns:o="urn:schemas-microsoft-com:office:office" xmlns:r="http://schemas.openxmlformats.org/officeDocument/2006/relationships" xmlns:m="http://schemas.openxmlformats.org/officeDocument/2006/math" xmlns:v="urn:schemas-microsoft-com:vml" xmlns:wp14="http://schemas.microsoft.com/office/word/2010/wordprocessingDrawing" xmlns:wp="http://schemas.openxmlformats.org/drawingml/2006/wordprocessingDrawing" xmlns:w10="urn:schemas-microsoft-com:office:word" xmlns:w="http://schemas.openxmlformats.org/wordprocessingml/2006/main" xmlns:w14="http://schemas.microsoft.com/office/word/2010/wordml" xmlns:w15="http://schemas.microsoft.com/office/word/2012/wordml" xmlns:wpg="http://schemas.microsoft.com/office/word/2010/wordprocessingGroup" xmlns:wpi="http://schemas.microsoft.com/office/word/2010/wordprocessingInk" xmlns:wne="http://schemas.microsoft.com/office/word/2006/wordml" xmlns:wps="http://schemas.microsoft.com/office/word/2010/wordprocessingShape" xmlns:wpsCustomData="http://www.wps.cn/officeDocument/2013/wpsCustomData" mc:Ignorable="w14 w15 wp14">
   <w:p>
     <w:pPr>
@@ -7254,7 +7309,7 @@
     <w:lsdException w:uiPriority="99" w:name="Table Web 1"/>
     <w:lsdException w:uiPriority="99" w:name="Table Web 2"/>
     <w:lsdException w:uiPriority="99" w:name="Table Web 3"/>
-    <w:lsdException w:unhideWhenUsed="0" w:uiPriority="0" w:semiHidden="0" w:name="Balloon Text"/>
+    <w:lsdException w:qFormat="1" w:unhideWhenUsed="0" w:uiPriority="0" w:semiHidden="0" w:name="Balloon Text"/>
     <w:lsdException w:unhideWhenUsed="0" w:uiPriority="59" w:semiHidden="0" w:name="Table Grid"/>
     <w:lsdException w:uiPriority="99" w:name="Table Theme"/>
     <w:lsdException w:unhideWhenUsed="0" w:uiPriority="99" w:name="Placeholder Text"/>
@@ -7429,6 +7484,7 @@
     <w:name w:val="Balloon Text"/>
     <w:basedOn w:val="1"/>
     <w:link w:val="32"/>
+    <w:qFormat/>
     <w:uiPriority w:val="0"/>
     <w:rPr>
       <w:rFonts w:ascii="Tahoma" w:hAnsi="Tahoma" w:cs="Tahoma"/>
@@ -7610,6 +7666,7 @@
   </w:style>
   <w:style w:type="paragraph" w:customStyle="1" w:styleId="29">
     <w:name w:val="Normal1"/>
+    <w:qFormat/>
     <w:uiPriority w:val="0"/>
     <w:rPr>
       <w:rFonts w:ascii="Times New Roman" w:hAnsi="Times New Roman" w:eastAsia="Times New Roman" w:cs="Times New Roman"/>

--- a/Word/Дубрвоский_04_.docx
+++ b/Word/Дубрвоский_04_.docx
@@ -2125,7 +2125,24 @@
                               <w:sz w:val="28"/>
                               <w:szCs w:val="28"/>
                             </w:rPr>
-                            <w:t>.25.0</w:t>
+                            <w:t>.2</w:t>
+                          </w:r>
+                          <w:r>
+                            <w:rPr>
+                              <w:rFonts w:hint="default" w:ascii="Times New Roman" w:hAnsi="Times New Roman" w:cs="Times New Roman"/>
+                              <w:sz w:val="28"/>
+                              <w:szCs w:val="28"/>
+                              <w:lang w:val="ru-RU"/>
+                            </w:rPr>
+                            <w:t>6</w:t>
+                          </w:r>
+                          <w:r>
+                            <w:rPr>
+                              <w:rFonts w:hint="default" w:ascii="Times New Roman" w:hAnsi="Times New Roman" w:cs="Times New Roman"/>
+                              <w:sz w:val="28"/>
+                              <w:szCs w:val="28"/>
+                            </w:rPr>
+                            <w:t>.0</w:t>
                           </w:r>
                           <w:r>
                             <w:rPr>
@@ -2238,7 +2255,24 @@
                         <w:sz w:val="28"/>
                         <w:szCs w:val="28"/>
                       </w:rPr>
-                      <w:t>.25.0</w:t>
+                      <w:t>.2</w:t>
+                    </w:r>
+                    <w:r>
+                      <w:rPr>
+                        <w:rFonts w:hint="default" w:ascii="Times New Roman" w:hAnsi="Times New Roman" w:cs="Times New Roman"/>
+                        <w:sz w:val="28"/>
+                        <w:szCs w:val="28"/>
+                        <w:lang w:val="ru-RU"/>
+                      </w:rPr>
+                      <w:t>6</w:t>
+                    </w:r>
+                    <w:r>
+                      <w:rPr>
+                        <w:rFonts w:hint="default" w:ascii="Times New Roman" w:hAnsi="Times New Roman" w:cs="Times New Roman"/>
+                        <w:sz w:val="28"/>
+                        <w:szCs w:val="28"/>
+                      </w:rPr>
+                      <w:t>.0</w:t>
                     </w:r>
                     <w:r>
                       <w:rPr>
@@ -3846,9 +3880,10 @@
                         <w:p>
                           <w:pPr>
                             <w:rPr>
-                              <w:rFonts w:ascii="Times New Roman" w:hAnsi="Times New Roman"/>
+                              <w:rFonts w:hint="default" w:ascii="Times New Roman" w:hAnsi="Times New Roman"/>
                               <w:sz w:val="16"/>
                               <w:szCs w:val="18"/>
+                              <w:lang w:val="ru-RU"/>
                             </w:rPr>
                           </w:pPr>
                           <w:r>
@@ -3856,10 +3891,21 @@
                               <w:rFonts w:ascii="Times New Roman" w:hAnsi="Times New Roman"/>
                               <w:sz w:val="15"/>
                               <w:szCs w:val="15"/>
-                            </w:rPr>
-                            <w:t>Толочко П.С.</w:t>
+                              <w:lang w:val="ru-RU"/>
+                            </w:rPr>
+                            <w:t>Новик</w:t>
+                          </w:r>
+                          <w:r>
+                            <w:rPr>
+                              <w:rFonts w:hint="default" w:ascii="Times New Roman" w:hAnsi="Times New Roman"/>
+                              <w:sz w:val="15"/>
+                              <w:szCs w:val="15"/>
+                              <w:lang w:val="ru-RU"/>
+                            </w:rPr>
+                            <w:t xml:space="preserve"> А.И.</w:t>
                           </w:r>
                         </w:p>
+                        <w:p/>
                       </w:txbxContent>
                     </wps:txbx>
                     <wps:bodyPr rot="0" vert="horz" wrap="square" lIns="0" tIns="0" rIns="0" bIns="0" anchor="t" anchorCtr="0" upright="1">
@@ -3883,9 +3929,10 @@
                   <w:p>
                     <w:pPr>
                       <w:rPr>
-                        <w:rFonts w:ascii="Times New Roman" w:hAnsi="Times New Roman"/>
+                        <w:rFonts w:hint="default" w:ascii="Times New Roman" w:hAnsi="Times New Roman"/>
                         <w:sz w:val="16"/>
                         <w:szCs w:val="18"/>
+                        <w:lang w:val="ru-RU"/>
                       </w:rPr>
                     </w:pPr>
                     <w:r>
@@ -3893,10 +3940,21 @@
                         <w:rFonts w:ascii="Times New Roman" w:hAnsi="Times New Roman"/>
                         <w:sz w:val="15"/>
                         <w:szCs w:val="15"/>
-                      </w:rPr>
-                      <w:t>Толочко П.С.</w:t>
+                        <w:lang w:val="ru-RU"/>
+                      </w:rPr>
+                      <w:t>Новик</w:t>
+                    </w:r>
+                    <w:r>
+                      <w:rPr>
+                        <w:rFonts w:hint="default" w:ascii="Times New Roman" w:hAnsi="Times New Roman"/>
+                        <w:sz w:val="15"/>
+                        <w:szCs w:val="15"/>
+                        <w:lang w:val="ru-RU"/>
+                      </w:rPr>
+                      <w:t xml:space="preserve"> А.И.</w:t>
                     </w:r>
                   </w:p>
+                  <w:p/>
                 </w:txbxContent>
               </v:textbox>
             </v:shape>
@@ -5097,7 +5155,24 @@
                               <w:sz w:val="28"/>
                               <w:szCs w:val="28"/>
                             </w:rPr>
-                            <w:t>.25.0</w:t>
+                            <w:t>.2</w:t>
+                          </w:r>
+                          <w:r>
+                            <w:rPr>
+                              <w:rFonts w:hint="default" w:ascii="Times New Roman" w:hAnsi="Times New Roman" w:cs="Times New Roman"/>
+                              <w:sz w:val="28"/>
+                              <w:szCs w:val="28"/>
+                              <w:lang w:val="ru-RU"/>
+                            </w:rPr>
+                            <w:t>6</w:t>
+                          </w:r>
+                          <w:r>
+                            <w:rPr>
+                              <w:rFonts w:hint="default" w:ascii="Times New Roman" w:hAnsi="Times New Roman" w:cs="Times New Roman"/>
+                              <w:sz w:val="28"/>
+                              <w:szCs w:val="28"/>
+                            </w:rPr>
+                            <w:t>.0</w:t>
                           </w:r>
                           <w:r>
                             <w:rPr>
@@ -5210,7 +5285,24 @@
                         <w:sz w:val="28"/>
                         <w:szCs w:val="28"/>
                       </w:rPr>
-                      <w:t>.25.0</w:t>
+                      <w:t>.2</w:t>
+                    </w:r>
+                    <w:r>
+                      <w:rPr>
+                        <w:rFonts w:hint="default" w:ascii="Times New Roman" w:hAnsi="Times New Roman" w:cs="Times New Roman"/>
+                        <w:sz w:val="28"/>
+                        <w:szCs w:val="28"/>
+                        <w:lang w:val="ru-RU"/>
+                      </w:rPr>
+                      <w:t>6</w:t>
+                    </w:r>
+                    <w:r>
+                      <w:rPr>
+                        <w:rFonts w:hint="default" w:ascii="Times New Roman" w:hAnsi="Times New Roman" w:cs="Times New Roman"/>
+                        <w:sz w:val="28"/>
+                        <w:szCs w:val="28"/>
+                      </w:rPr>
+                      <w:t>.0</w:t>
                     </w:r>
                     <w:r>
                       <w:rPr>
@@ -7246,7 +7338,7 @@
     <w:lsdException w:uiPriority="99" w:name="Body Text 3"/>
     <w:lsdException w:unhideWhenUsed="0" w:uiPriority="0" w:semiHidden="0" w:name="Body Text Indent 2"/>
     <w:lsdException w:unhideWhenUsed="0" w:uiPriority="0" w:semiHidden="0" w:name="Body Text Indent 3"/>
-    <w:lsdException w:unhideWhenUsed="0" w:uiPriority="0" w:semiHidden="0" w:name="Block Text"/>
+    <w:lsdException w:qFormat="1" w:unhideWhenUsed="0" w:uiPriority="0" w:semiHidden="0" w:name="Block Text"/>
     <w:lsdException w:uiPriority="99" w:semiHidden="0" w:name="Hyperlink"/>
     <w:lsdException w:uiPriority="99" w:name="FollowedHyperlink"/>
     <w:lsdException w:qFormat="1" w:unhideWhenUsed="0" w:uiPriority="22" w:semiHidden="0" w:name="Strong"/>
@@ -7265,7 +7357,7 @@
     <w:lsdException w:uiPriority="99" w:name="HTML Sample"/>
     <w:lsdException w:uiPriority="99" w:name="HTML Typewriter"/>
     <w:lsdException w:uiPriority="99" w:name="HTML Variable"/>
-    <w:lsdException w:uiPriority="99" w:name="Normal Table"/>
+    <w:lsdException w:qFormat="1" w:uiPriority="99" w:name="Normal Table"/>
     <w:lsdException w:uiPriority="99" w:name="annotation subject"/>
     <w:lsdException w:uiPriority="99" w:name="Table Simple 1"/>
     <w:lsdException w:uiPriority="99" w:name="Table Simple 2"/>
@@ -7310,9 +7402,9 @@
     <w:lsdException w:uiPriority="99" w:name="Table Web 2"/>
     <w:lsdException w:uiPriority="99" w:name="Table Web 3"/>
     <w:lsdException w:qFormat="1" w:unhideWhenUsed="0" w:uiPriority="0" w:semiHidden="0" w:name="Balloon Text"/>
-    <w:lsdException w:unhideWhenUsed="0" w:uiPriority="59" w:semiHidden="0" w:name="Table Grid"/>
+    <w:lsdException w:qFormat="1" w:unhideWhenUsed="0" w:uiPriority="59" w:semiHidden="0" w:name="Table Grid"/>
     <w:lsdException w:uiPriority="99" w:name="Table Theme"/>
-    <w:lsdException w:unhideWhenUsed="0" w:uiPriority="99" w:name="Placeholder Text"/>
+    <w:lsdException w:qFormat="1" w:unhideWhenUsed="0" w:uiPriority="99" w:name="Placeholder Text"/>
     <w:lsdException w:qFormat="1" w:unhideWhenUsed="0" w:uiPriority="1" w:semiHidden="0" w:name="No Spacing"/>
     <w:lsdException w:qFormat="1" w:unhideWhenUsed="0" w:uiPriority="34" w:semiHidden="0" w:name="List Paragraph"/>
   </w:latentStyles>
@@ -7447,6 +7539,7 @@
     <w:name w:val="Normal Table"/>
     <w:semiHidden/>
     <w:unhideWhenUsed/>
+    <w:qFormat/>
     <w:uiPriority w:val="99"/>
     <w:tblPr>
       <w:tblCellMar>
@@ -7610,6 +7703,7 @@
   <w:style w:type="paragraph" w:styleId="25">
     <w:name w:val="Block Text"/>
     <w:basedOn w:val="1"/>
+    <w:qFormat/>
     <w:uiPriority w:val="0"/>
     <w:pPr>
       <w:spacing w:line="360" w:lineRule="auto"/>
@@ -7627,6 +7721,7 @@
   <w:style w:type="table" w:styleId="26">
     <w:name w:val="Table Grid"/>
     <w:basedOn w:val="9"/>
+    <w:qFormat/>
     <w:uiPriority w:val="59"/>
     <w:tblPr>
       <w:tblBorders>
@@ -7651,6 +7746,7 @@
   <w:style w:type="paragraph" w:customStyle="1" w:styleId="28">
     <w:name w:val="Основной текст 2 + Verdana"/>
     <w:basedOn w:val="14"/>
+    <w:qFormat/>
     <w:uiPriority w:val="0"/>
     <w:pPr>
       <w:spacing w:after="0" w:line="360" w:lineRule="auto"/>
@@ -7677,6 +7773,7 @@
   <w:style w:type="paragraph" w:customStyle="1" w:styleId="30">
     <w:name w:val="textn"/>
     <w:basedOn w:val="1"/>
+    <w:qFormat/>
     <w:uiPriority w:val="0"/>
     <w:pPr>
       <w:spacing w:before="100" w:beforeAutospacing="1" w:after="100" w:afterAutospacing="1"/>
@@ -7713,6 +7810,7 @@
   <w:style w:type="character" w:styleId="33">
     <w:name w:val="Placeholder Text"/>
     <w:semiHidden/>
+    <w:qFormat/>
     <w:uiPriority w:val="99"/>
     <w:rPr>
       <w:color w:val="808080"/>
@@ -7721,6 +7819,7 @@
   <w:style w:type="character" w:customStyle="1" w:styleId="34">
     <w:name w:val="Заголовок 7 Знак"/>
     <w:link w:val="7"/>
+    <w:qFormat/>
     <w:uiPriority w:val="0"/>
     <w:rPr>
       <w:rFonts w:ascii="Calibri" w:hAnsi="Calibri"/>
@@ -7731,6 +7830,7 @@
   <w:style w:type="paragraph" w:customStyle="1" w:styleId="35">
     <w:name w:val="Чертежный"/>
     <w:link w:val="48"/>
+    <w:qFormat/>
     <w:uiPriority w:val="0"/>
     <w:pPr>
       <w:jc w:val="both"/>
@@ -7744,6 +7844,7 @@
   </w:style>
   <w:style w:type="paragraph" w:customStyle="1" w:styleId="36">
     <w:name w:val="Обычный1"/>
+    <w:qFormat/>
     <w:uiPriority w:val="0"/>
     <w:pPr>
       <w:snapToGrid w:val="0"/>
@@ -7778,6 +7879,7 @@
   <w:style w:type="table" w:customStyle="1" w:styleId="39">
     <w:name w:val="Сетка таблицы1"/>
     <w:basedOn w:val="9"/>
+    <w:qFormat/>
     <w:uiPriority w:val="0"/>
     <w:tblPr>
       <w:tblBorders>
@@ -7793,6 +7895,7 @@
   <w:style w:type="table" w:customStyle="1" w:styleId="40">
     <w:name w:val="Сетка таблицы2"/>
     <w:basedOn w:val="9"/>
+    <w:qFormat/>
     <w:uiPriority w:val="0"/>
     <w:tblPr>
       <w:tblBorders>
@@ -7808,6 +7911,7 @@
   <w:style w:type="character" w:customStyle="1" w:styleId="41">
     <w:name w:val="Заголовок 2 Знак"/>
     <w:link w:val="3"/>
+    <w:qFormat/>
     <w:uiPriority w:val="0"/>
     <w:rPr>
       <w:rFonts w:ascii="GOST type B" w:hAnsi="GOST type B"/>
@@ -7819,11 +7923,13 @@
     <w:name w:val="Нижний колонтитул Знак"/>
     <w:basedOn w:val="8"/>
     <w:link w:val="22"/>
+    <w:qFormat/>
     <w:uiPriority w:val="0"/>
   </w:style>
   <w:style w:type="character" w:customStyle="1" w:styleId="43">
     <w:name w:val="Схема документа Знак"/>
     <w:link w:val="16"/>
+    <w:qFormat/>
     <w:uiPriority w:val="0"/>
     <w:rPr>
       <w:rFonts w:ascii="Tahoma" w:hAnsi="Tahoma" w:cs="Tahoma"/>
@@ -7834,6 +7940,7 @@
   <w:style w:type="character" w:customStyle="1" w:styleId="44">
     <w:name w:val="Заголовок 1 Знак"/>
     <w:link w:val="2"/>
+    <w:qFormat/>
     <w:uiPriority w:val="0"/>
     <w:rPr>
       <w:rFonts w:ascii="GOST type B" w:hAnsi="GOST type B"/>
@@ -7844,6 +7951,7 @@
   <w:style w:type="character" w:customStyle="1" w:styleId="45">
     <w:name w:val="Заголовок 3 Знак"/>
     <w:link w:val="4"/>
+    <w:qFormat/>
     <w:uiPriority w:val="0"/>
     <w:rPr>
       <w:rFonts w:ascii="GOST type B" w:hAnsi="GOST type B"/>
@@ -7853,6 +7961,7 @@
   </w:style>
   <w:style w:type="paragraph" w:customStyle="1" w:styleId="46">
     <w:name w:val="Default"/>
+    <w:qFormat/>
     <w:uiPriority w:val="0"/>
     <w:pPr>
       <w:autoSpaceDE w:val="0"/>
@@ -7870,6 +7979,7 @@
   <w:style w:type="character" w:customStyle="1" w:styleId="47">
     <w:name w:val="Основной текст с отступом 3 Знак"/>
     <w:link w:val="15"/>
+    <w:qFormat/>
     <w:uiPriority w:val="0"/>
     <w:rPr>
       <w:rFonts w:ascii="Calibri" w:hAnsi="Calibri"/>
@@ -7880,6 +7990,7 @@
   <w:style w:type="character" w:customStyle="1" w:styleId="48">
     <w:name w:val="Чертежный Знак"/>
     <w:link w:val="35"/>
+    <w:qFormat/>
     <w:locked/>
     <w:uiPriority w:val="0"/>
     <w:rPr>
